--- a/data/cvs/cv_002_mert_kaya.docx
+++ b/data/cvs/cv_002_mert_kaya.docx
@@ -2,332 +2,268 @@
 <file path=word/document.xml><?xml version="1.0" encoding="utf-8"?>
 <w:document xmlns:wpc="http://schemas.microsoft.com/office/word/2010/wordprocessingCanvas" xmlns:mo="http://schemas.microsoft.com/office/mac/office/2008/main" xmlns:mc="http://schemas.openxmlformats.org/markup-compatibility/2006" xmlns:mv="urn:schemas-microsoft-com:mac:vml" xmlns:o="urn:schemas-microsoft-com:office:office" xmlns:r="http://schemas.openxmlformats.org/officeDocument/2006/relationships" xmlns:m="http://schemas.openxmlformats.org/officeDocument/2006/math" xmlns:v="urn:schemas-microsoft-com:vml" xmlns:wp14="http://schemas.microsoft.com/office/word/2010/wordprocessingDrawing" xmlns:wp="http://schemas.openxmlformats.org/drawingml/2006/wordprocessingDrawing" xmlns:w10="urn:schemas-microsoft-com:office:word" xmlns:w="http://schemas.openxmlformats.org/wordprocessingml/2006/main" xmlns:w14="http://schemas.microsoft.com/office/word/2010/wordml" xmlns:wpg="http://schemas.microsoft.com/office/word/2010/wordprocessingGroup" xmlns:wpi="http://schemas.microsoft.com/office/word/2010/wordprocessingInk" xmlns:wne="http://schemas.microsoft.com/office/word/2006/wordml" xmlns:wps="http://schemas.microsoft.com/office/word/2010/wordprocessingShape" mc:Ignorable="w14 wp14">
   <w:body>
+    <w:tbl>
+      <w:tblPr>
+        <w:tblW w:type="auto" w:w="0"/>
+        <w:jc w:val="center"/>
+        <w:tblLayout w:type="autofit"/>
+        <w:tblLook w:firstColumn="1" w:firstRow="1" w:lastColumn="0" w:lastRow="0" w:noHBand="0" w:noVBand="1" w:val="04A0"/>
+      </w:tblPr>
+      <w:tblGrid>
+        <w:gridCol w:w="5328"/>
+        <w:gridCol w:w="5328"/>
+      </w:tblGrid>
+      <w:tr>
+        <w:tc>
+          <w:tcPr>
+            <w:tcW w:type="dxa" w:w="5328"/>
+            <w:vAlign w:val="top"/>
+          </w:tcPr>
+          <w:p>
+            <w:r/>
+            <w:r>
+              <w:rPr>
+                <w:b/>
+                <w:sz w:val="18"/>
+              </w:rPr>
+              <w:t>Mert Kaya</w:t>
+              <w:br/>
+              <w:t>mert_kaya@example.com</w:t>
+              <w:br/>
+              <w:t>+90 551 936 80 48</w:t>
+              <w:br/>
+              <w:t>Ankara / Çankaya</w:t>
+              <w:br/>
+              <w:br/>
+              <w:t>Bulut / Platform</w:t>
+              <w:br/>
+              <w:t>junior</w:t>
+            </w:r>
+          </w:p>
+        </w:tc>
+        <w:tc>
+          <w:tcPr>
+            <w:tcW w:type="dxa" w:w="5328"/>
+            <w:vAlign w:val="top"/>
+          </w:tcPr>
+          <w:p>
+            <w:r>
+              <w:rPr>
+                <w:b/>
+                <w:sz w:val="32"/>
+              </w:rPr>
+              <w:t>Mert Kaya</w:t>
+            </w:r>
+          </w:p>
+          <w:p>
+            <w:r>
+              <w:rPr>
+                <w:b w:val="0"/>
+                <w:sz w:val="18"/>
+              </w:rPr>
+              <w:t>2 yıllık deneyime sahip Junior DevOps / Cloud Engineer. Bulut / Platform alanında ölçülebilir iş sonuçları üretmeye, ekiplerle koordineli çalışmaya ve süreçleri veriye dayalı iyileştirmeye odaklanır. Prometheus, Docker, Helm, AWS konularında güçlü uygulama deneyimi vardır.</w:t>
+            </w:r>
+          </w:p>
+          <w:p>
+            <w:r>
+              <w:rPr>
+                <w:b/>
+                <w:sz w:val="22"/>
+              </w:rPr>
+              <w:t>Deneyim</w:t>
+            </w:r>
+          </w:p>
+          <w:p>
+            <w:r>
+              <w:rPr>
+                <w:b/>
+                <w:sz w:val="18"/>
+              </w:rPr>
+              <w:t>Junior DevOps / Cloud Engineer - KoçSistem</w:t>
+            </w:r>
+          </w:p>
+          <w:p>
+            <w:r>
+              <w:rPr>
+                <w:b w:val="0"/>
+                <w:sz w:val="16"/>
+              </w:rPr>
+              <w:t>Haz 2023 - Günümüz</w:t>
+            </w:r>
+          </w:p>
+          <w:p>
+            <w:r>
+              <w:rPr>
+                <w:b w:val="0"/>
+                <w:sz w:val="16"/>
+              </w:rPr>
+              <w:t>• Prometheus kullanarak operasyonel süreçleri iyileştiren çözümler geliştirdim.</w:t>
+            </w:r>
+          </w:p>
+          <w:p>
+            <w:r>
+              <w:rPr>
+                <w:b w:val="0"/>
+                <w:sz w:val="16"/>
+              </w:rPr>
+              <w:t>• Raporlama veya teslimat süresini %18 azalttım.</w:t>
+            </w:r>
+          </w:p>
+          <w:p>
+            <w:r>
+              <w:rPr>
+                <w:b/>
+                <w:sz w:val="18"/>
+              </w:rPr>
+              <w:t>DevOps / Cloud Engineer - Turkcell Dijital</w:t>
+            </w:r>
+          </w:p>
+          <w:p>
+            <w:r>
+              <w:rPr>
+                <w:b w:val="0"/>
+                <w:sz w:val="16"/>
+              </w:rPr>
+              <w:t>Mar 2025 - Ara 2026</w:t>
+            </w:r>
+          </w:p>
+          <w:p>
+            <w:r>
+              <w:rPr>
+                <w:b w:val="0"/>
+                <w:sz w:val="16"/>
+              </w:rPr>
+              <w:t>• Docker kullanarak operasyonel süreçleri iyileştiren çözümler geliştirdim.</w:t>
+            </w:r>
+          </w:p>
+          <w:p>
+            <w:r>
+              <w:rPr>
+                <w:b w:val="0"/>
+                <w:sz w:val="16"/>
+              </w:rPr>
+              <w:t>• Raporlama veya teslimat süresini %32 azalttım.</w:t>
+            </w:r>
+          </w:p>
+          <w:p>
+            <w:r>
+              <w:rPr>
+                <w:b w:val="0"/>
+                <w:sz w:val="16"/>
+              </w:rPr>
+              <w:t>Yetenekler: Prometheus, Docker, Helm, AWS, Grafana, Linux, Kubernetes, GitHub Actions, Jenkins, Terraform</w:t>
+            </w:r>
+          </w:p>
+          <w:p>
+            <w:r>
+              <w:rPr>
+                <w:b/>
+                <w:sz w:val="20"/>
+              </w:rPr>
+              <w:t>Eğitim</w:t>
+            </w:r>
+          </w:p>
+          <w:p>
+            <w:r>
+              <w:rPr>
+                <w:b w:val="0"/>
+                <w:sz w:val="16"/>
+              </w:rPr>
+              <w:t>Lisans - Yazılım Mühendisliği, Boğaziçi Üniversitesi</w:t>
+            </w:r>
+          </w:p>
+        </w:tc>
+      </w:tr>
+    </w:tbl>
     <w:p>
-      <w:pPr>
-        <w:jc w:val="center"/>
-      </w:pPr>
       <w:r>
-        <w:rPr>
-          <w:b/>
-          <w:color w:val="1F4E79"/>
-          <w:sz w:val="36"/>
-        </w:rPr>
-        <w:t>MERT KAYA</w:t>
-      </w:r>
-    </w:p>
-    <w:p>
-      <w:pPr>
-        <w:jc w:val="center"/>
-      </w:pPr>
-      <w:r>
-        <w:rPr>
-          <w:b/>
-        </w:rPr>
-        <w:t>Kıdemli Mobil Uygulama Geliştirici</w:t>
-      </w:r>
-    </w:p>
-    <w:p>
-      <w:pPr>
-        <w:jc w:val="center"/>
-      </w:pPr>
-      <w:r>
-        <w:t>mert_kaya@example.com | +90 549 370 15 68 | Konya / Selçuklu</w:t>
+        <w:br w:type="page"/>
       </w:r>
     </w:p>
     <w:p>
       <w:r>
         <w:rPr>
           <w:b/>
-          <w:color w:val="262626"/>
+          <w:color w:val="1E1E1E"/>
           <w:sz w:val="22"/>
         </w:rPr>
-        <w:t>PROFIL</w:t>
-      </w:r>
-    </w:p>
-    <w:p>
-      <w:r>
-        <w:t>7 yıllık deneyime sahip mobil uygulama geliştirici. fintech / mobil alanında ölçülebilir iş sonuçları üretmeye, ekiplerle koordineli çalışmaya ve süreçleri veriye dayalı iyileştirmeye odaklanır. Kotlin, Swift, Flutter, Dart konularında güçlü uygulama deneyimi vardır.</w:t>
+        <w:t>Ek Detaylar</w:t>
       </w:r>
     </w:p>
     <w:p>
       <w:r>
         <w:rPr>
           <w:b/>
-          <w:color w:val="262626"/>
+          <w:color w:val="1E1E1E"/>
           <w:sz w:val="22"/>
         </w:rPr>
-        <w:t>İŞ DENEYIMI</w:t>
-      </w:r>
-    </w:p>
-    <w:p>
-      <w:r>
-        <w:rPr>
-          <w:b/>
-        </w:rPr>
-        <w:t>Kıdemli Mobil Uygulama Geliştirici — Param (Oca 2025 – Halen)</w:t>
-      </w:r>
-    </w:p>
-    <w:p>
-      <w:r>
-        <w:t>Fintech / Mobil | Konya</w:t>
+        <w:t>Seçilmiş Başarılar</w:t>
       </w:r>
     </w:p>
     <w:p>
       <w:pPr>
-        <w:pStyle w:val="ListBullet"/>
-        <w:spacing w:after="20"/>
-        <w:ind w:left="259"/>
+        <w:ind w:left="259" w:hanging="173"/>
       </w:pPr>
       <w:r>
         <w:rPr>
           <w:sz w:val="18"/>
         </w:rPr>
-        <w:t>Android ve iOS uygulamalarında ödeme akışlarını geliştirdim</w:t>
+        <w:t>• Prometheus kullanarak operasyonel süreçleri iyileştiren çözümler geliştirdim.</w:t>
       </w:r>
     </w:p>
     <w:p>
       <w:pPr>
-        <w:pStyle w:val="ListBullet"/>
-        <w:spacing w:after="20"/>
-        <w:ind w:left="259"/>
+        <w:ind w:left="259" w:hanging="173"/>
       </w:pPr>
       <w:r>
         <w:rPr>
           <w:sz w:val="18"/>
         </w:rPr>
-        <w:t>Crash-free session oranını %97.8’den %99.3’e çıkardım</w:t>
+        <w:t>• Raporlama veya teslimat süresini %18 azalttım.</w:t>
       </w:r>
     </w:p>
     <w:p>
       <w:pPr>
-        <w:pStyle w:val="ListBullet"/>
-        <w:spacing w:after="20"/>
-        <w:ind w:left="259"/>
+        <w:ind w:left="259" w:hanging="173"/>
       </w:pPr>
       <w:r>
         <w:rPr>
           <w:sz w:val="18"/>
         </w:rPr>
-        <w:t>Firebase Analytics ile kullanıcı davranışı takip altyapısı kurdum</w:t>
-      </w:r>
-    </w:p>
-    <w:p>
-      <w:r>
-        <w:rPr>
-          <w:b/>
-        </w:rPr>
-        <w:t>Mobil Uygulama Geliştirici — iyzico (Mar 2021 – Ara 2024)</w:t>
-      </w:r>
-    </w:p>
-    <w:p>
-      <w:r>
-        <w:t>Fintech / Mobil | Konya</w:t>
+        <w:t>• Ürün, operasyon ve mühendislik ekipleriyle düzenli çalışarak proje çıktılarının zamanında tamamlanmasını sağladım.</w:t>
       </w:r>
     </w:p>
     <w:p>
       <w:pPr>
-        <w:pStyle w:val="ListBullet"/>
-        <w:spacing w:after="20"/>
-        <w:ind w:left="259"/>
+        <w:ind w:left="259" w:hanging="173"/>
       </w:pPr>
       <w:r>
         <w:rPr>
           <w:sz w:val="18"/>
         </w:rPr>
-        <w:t>Git ile operasyonel işleri destekleyen çözümler geliştirdim</w:t>
+        <w:t>• Docker kullanarak operasyonel süreçleri iyileştiren çözümler geliştirdim.</w:t>
       </w:r>
     </w:p>
     <w:p>
       <w:pPr>
-        <w:pStyle w:val="ListBullet"/>
-        <w:spacing w:after="20"/>
-        <w:ind w:left="259"/>
+        <w:ind w:left="259" w:hanging="173"/>
       </w:pPr>
       <w:r>
         <w:rPr>
           <w:sz w:val="18"/>
         </w:rPr>
-        <w:t>Ekip hedeflerine katkı sağlayan raporlama ve süreç iyileştirme çalışmaları yaptım</w:t>
+        <w:t>• Raporlama veya teslimat süresini %32 azalttım.</w:t>
       </w:r>
     </w:p>
     <w:p>
       <w:pPr>
-        <w:pStyle w:val="ListBullet"/>
-        <w:spacing w:after="20"/>
-        <w:ind w:left="259"/>
+        <w:ind w:left="259" w:hanging="173"/>
       </w:pPr>
       <w:r>
         <w:rPr>
           <w:sz w:val="18"/>
         </w:rPr>
-        <w:t>Paydaşlarla düzenli iletişim kurarak proje çıktılarının zamanında tamamlanmasını sağladım</w:t>
-      </w:r>
-    </w:p>
-    <w:p>
-      <w:r>
-        <w:rPr>
-          <w:b/>
-        </w:rPr>
-        <w:t>Mobil Uygulama Geliştirici — iyzico (Mar 2019 – Ara 2020)</w:t>
-      </w:r>
-    </w:p>
-    <w:p>
-      <w:r>
-        <w:t>Fintech / Mobil | Konya</w:t>
-      </w:r>
-    </w:p>
-    <w:p>
-      <w:pPr>
-        <w:pStyle w:val="ListBullet"/>
-        <w:spacing w:after="20"/>
-        <w:ind w:left="259"/>
-      </w:pPr>
-      <w:r>
-        <w:rPr>
-          <w:sz w:val="18"/>
-        </w:rPr>
-        <w:t>Swift ile operasyonel işleri destekleyen çözümler geliştirdim</w:t>
-      </w:r>
-    </w:p>
-    <w:p>
-      <w:pPr>
-        <w:pStyle w:val="ListBullet"/>
-        <w:spacing w:after="20"/>
-        <w:ind w:left="259"/>
-      </w:pPr>
-      <w:r>
-        <w:rPr>
-          <w:sz w:val="18"/>
-        </w:rPr>
-        <w:t>Ekip hedeflerine katkı sağlayan raporlama ve süreç iyileştirme çalışmaları yaptım</w:t>
-      </w:r>
-    </w:p>
-    <w:p>
-      <w:pPr>
-        <w:pStyle w:val="ListBullet"/>
-        <w:spacing w:after="20"/>
-        <w:ind w:left="259"/>
-      </w:pPr>
-      <w:r>
-        <w:rPr>
-          <w:sz w:val="18"/>
-        </w:rPr>
-        <w:t>Paydaşlarla düzenli iletişim kurarak proje çıktılarının zamanında tamamlanmasını sağladım</w:t>
-      </w:r>
-    </w:p>
-    <w:p>
-      <w:r>
-        <w:rPr>
-          <w:b/>
-          <w:color w:val="262626"/>
-          <w:sz w:val="22"/>
-        </w:rPr>
-        <w:t>EĞITIM</w:t>
-      </w:r>
-    </w:p>
-    <w:p>
-      <w:r>
-        <w:t>Lisans — Bilgisayar Mühendisliği, İstanbul Teknik Üniversitesi (2016-2020) — GPA: 3.39</w:t>
-      </w:r>
-    </w:p>
-    <w:p>
-      <w:r>
-        <w:rPr>
-          <w:b/>
-          <w:color w:val="262626"/>
-          <w:sz w:val="22"/>
-        </w:rPr>
-        <w:t>TEKNIK / MESLEKI YETENEKLER</w:t>
-      </w:r>
-    </w:p>
-    <w:p>
-      <w:r>
-        <w:t>Kotlin, Swift, Flutter, Dart, Firebase, REST API, MVVM, Jetpack Compose, CI/CD, Git</w:t>
-      </w:r>
-    </w:p>
-    <w:p>
-      <w:r>
-        <w:rPr>
-          <w:b/>
-          <w:color w:val="262626"/>
-          <w:sz w:val="22"/>
-        </w:rPr>
-        <w:t>SERTIFIKALAR</w:t>
-      </w:r>
-    </w:p>
-    <w:p>
-      <w:pPr>
-        <w:pStyle w:val="ListBullet"/>
-        <w:spacing w:after="20"/>
-        <w:ind w:left="259"/>
-      </w:pPr>
-      <w:r>
-        <w:rPr>
-          <w:sz w:val="18"/>
-        </w:rPr>
-        <w:t>Google Associate Android Developer (2023)</w:t>
-      </w:r>
-    </w:p>
-    <w:p>
-      <w:pPr>
-        <w:pStyle w:val="ListBullet"/>
-        <w:spacing w:after="20"/>
-        <w:ind w:left="259"/>
-      </w:pPr>
-      <w:r>
-        <w:rPr>
-          <w:sz w:val="18"/>
-        </w:rPr>
-        <w:t>Flutter Development Bootcamp (2022)</w:t>
-      </w:r>
-    </w:p>
-    <w:p>
-      <w:r>
-        <w:rPr>
-          <w:b/>
-          <w:color w:val="262626"/>
-          <w:sz w:val="22"/>
-        </w:rPr>
-        <w:t>DILLER</w:t>
-      </w:r>
-    </w:p>
-    <w:p>
-      <w:pPr>
-        <w:pStyle w:val="ListBullet"/>
-        <w:spacing w:after="20"/>
-        <w:ind w:left="259"/>
-      </w:pPr>
-      <w:r>
-        <w:rPr>
-          <w:sz w:val="18"/>
-        </w:rPr>
-        <w:t>Türkçe — Ana dil</w:t>
-      </w:r>
-    </w:p>
-    <w:p>
-      <w:pPr>
-        <w:pStyle w:val="ListBullet"/>
-        <w:spacing w:after="20"/>
-        <w:ind w:left="259"/>
-      </w:pPr>
-      <w:r>
-        <w:rPr>
-          <w:sz w:val="18"/>
-        </w:rPr>
-        <w:t>İngilizce — İleri (C1)</w:t>
-      </w:r>
-    </w:p>
-    <w:p>
-      <w:pPr>
-        <w:pStyle w:val="ListBullet"/>
-        <w:spacing w:after="20"/>
-        <w:ind w:left="259"/>
-      </w:pPr>
-      <w:r>
-        <w:rPr>
-          <w:sz w:val="18"/>
-        </w:rPr>
-        <w:t>Almanca — Başlangıç (A2)</w:t>
+        <w:t>• Ürün, operasyon ve mühendislik ekipleriyle düzenli çalışarak proje çıktılarının zamanında tamamlanmasını sağladım.</w:t>
       </w:r>
     </w:p>
     <w:sectPr>
@@ -704,7 +640,7 @@
     <w:qFormat/>
     <w:rsid w:val="00FC693F"/>
     <w:rPr>
-      <w:rFonts w:ascii="Calibri" w:hAnsi="Calibri"/>
+      <w:rFonts w:ascii="DejaVu Sans" w:hAnsi="DejaVu Sans"/>
       <w:sz w:val="18"/>
     </w:rPr>
   </w:style>
